--- a/KURIKULUM2026_REVISI/009E_RINGKASAN_CPL_LENGKAP_PEMETAAN_BoK.docx
+++ b/KURIKULUM2026_REVISI/009E_RINGKASAN_CPL_LENGKAP_PEMETAAN_BoK.docx
@@ -102,7 +102,7 @@
           <w:color w:val="262626"/>
           <w:sz w:val="21"/>
         </w:rPr>
-        <w:t xml:space="preserve"> Tepat 14 CPL, 4 Profil Lulusan (PL-1 s.d. PL-4), 3 PEO, 3 Peminatan @ 18 SKS, 19 BoK IS2020 &amp; 14 BoK IT2017</w:t>
+        <w:t xml:space="preserve"> Tepat 14 CPL, 4 Profil Lulusan (PL-1 s.d. PL-4), 3 PEO, 3 Peminatan @ 18 SKS, 21 BoK IS2020 &amp; 15 BoK IT2017</w:t>
       </w:r>
     </w:p>
     <w:p>
@@ -3069,7 +3069,7 @@
           <w:color w:val="1F3864"/>
           <w:sz w:val="26"/>
         </w:rPr>
-        <w:t>2. MATRIKS SILANG CPL ↔ 19 BAHAN KAJIAN (BoK) IS2020 (APTIKOM v2.0)</w:t>
+        <w:t>2. MATRIKS SILANG CPL ↔ 21 BAHAN KAJIAN (BoK) IS2020 (APTIKOM v2.0)</w:t>
       </w:r>
     </w:p>
     <w:tbl>
@@ -10154,6 +10154,722 @@
           </w:p>
         </w:tc>
       </w:tr>
+      <w:tr>
+        <w:trPr>
+          <w:cantSplit/>
+        </w:trPr>
+        <w:tc>
+          <w:tcPr>
+            <w:tcW w:type="dxa" w:w="564"/>
+            <w:vAlign w:val="center"/>
+            <w:shd w:fill="F2F5F9"/>
+            <w:tcMar>
+              <w:top w:w="80" w:type="dxa"/>
+              <w:bottom w:w="80" w:type="dxa"/>
+              <w:left w:w="100" w:type="dxa"/>
+              <w:right w:w="100" w:type="dxa"/>
+            </w:tcMar>
+          </w:tcPr>
+          <w:p>
+            <w:pPr>
+              <w:spacing w:before="20" w:after="20" w:line="252" w:lineRule="auto"/>
+              <w:jc w:val="left"/>
+            </w:pPr>
+            <w:r>
+              <w:rPr>
+                <w:rFonts w:ascii="Calibri" w:hAnsi="Calibri"/>
+                <w:b/>
+                <w:color w:val="262626"/>
+                <w:sz w:val="19"/>
+              </w:rPr>
+              <w:t>BK-IS20</w:t>
+            </w:r>
+          </w:p>
+        </w:tc>
+        <w:tc>
+          <w:tcPr>
+            <w:tcW w:type="dxa" w:w="564"/>
+            <w:vAlign w:val="center"/>
+            <w:shd w:fill="F2F5F9"/>
+            <w:tcMar>
+              <w:top w:w="80" w:type="dxa"/>
+              <w:bottom w:w="80" w:type="dxa"/>
+              <w:left w:w="100" w:type="dxa"/>
+              <w:right w:w="100" w:type="dxa"/>
+            </w:tcMar>
+          </w:tcPr>
+          <w:p>
+            <w:pPr>
+              <w:spacing w:before="20" w:after="20" w:line="252" w:lineRule="auto"/>
+              <w:jc w:val="left"/>
+            </w:pPr>
+            <w:r>
+              <w:rPr>
+                <w:rFonts w:ascii="Calibri" w:hAnsi="Calibri"/>
+                <w:color w:val="262626"/>
+                <w:sz w:val="19"/>
+              </w:rPr>
+              <w:t>Ethics, Use and Implications for Society</w:t>
+            </w:r>
+          </w:p>
+        </w:tc>
+        <w:tc>
+          <w:tcPr>
+            <w:tcW w:type="dxa" w:w="564"/>
+            <w:vAlign w:val="center"/>
+            <w:shd w:fill="F2F5F9"/>
+            <w:tcMar>
+              <w:top w:w="80" w:type="dxa"/>
+              <w:bottom w:w="80" w:type="dxa"/>
+              <w:left w:w="100" w:type="dxa"/>
+              <w:right w:w="100" w:type="dxa"/>
+            </w:tcMar>
+          </w:tcPr>
+          <w:p>
+            <w:pPr>
+              <w:spacing w:before="20" w:after="20" w:line="252" w:lineRule="auto"/>
+              <w:jc w:val="left"/>
+            </w:pPr>
+            <w:r>
+              <w:rPr>
+                <w:rFonts w:ascii="Calibri" w:hAnsi="Calibri"/>
+                <w:color w:val="262626"/>
+                <w:sz w:val="19"/>
+              </w:rPr>
+              <w:t>✅</w:t>
+            </w:r>
+          </w:p>
+        </w:tc>
+        <w:tc>
+          <w:tcPr>
+            <w:tcW w:type="dxa" w:w="564"/>
+            <w:vAlign w:val="center"/>
+            <w:shd w:fill="F2F5F9"/>
+            <w:tcMar>
+              <w:top w:w="80" w:type="dxa"/>
+              <w:bottom w:w="80" w:type="dxa"/>
+              <w:left w:w="100" w:type="dxa"/>
+              <w:right w:w="100" w:type="dxa"/>
+            </w:tcMar>
+          </w:tcPr>
+          <w:p>
+            <w:pPr>
+              <w:spacing w:before="20" w:after="20" w:line="252" w:lineRule="auto"/>
+              <w:jc w:val="left"/>
+            </w:pPr>
+          </w:p>
+        </w:tc>
+        <w:tc>
+          <w:tcPr>
+            <w:tcW w:type="dxa" w:w="564"/>
+            <w:vAlign w:val="center"/>
+            <w:shd w:fill="F2F5F9"/>
+            <w:tcMar>
+              <w:top w:w="80" w:type="dxa"/>
+              <w:bottom w:w="80" w:type="dxa"/>
+              <w:left w:w="100" w:type="dxa"/>
+              <w:right w:w="100" w:type="dxa"/>
+            </w:tcMar>
+          </w:tcPr>
+          <w:p>
+            <w:pPr>
+              <w:spacing w:before="20" w:after="20" w:line="252" w:lineRule="auto"/>
+              <w:jc w:val="left"/>
+            </w:pPr>
+          </w:p>
+        </w:tc>
+        <w:tc>
+          <w:tcPr>
+            <w:tcW w:type="dxa" w:w="564"/>
+            <w:vAlign w:val="center"/>
+            <w:shd w:fill="F2F5F9"/>
+            <w:tcMar>
+              <w:top w:w="80" w:type="dxa"/>
+              <w:bottom w:w="80" w:type="dxa"/>
+              <w:left w:w="100" w:type="dxa"/>
+              <w:right w:w="100" w:type="dxa"/>
+            </w:tcMar>
+          </w:tcPr>
+          <w:p>
+            <w:pPr>
+              <w:spacing w:before="20" w:after="20" w:line="252" w:lineRule="auto"/>
+              <w:jc w:val="left"/>
+            </w:pPr>
+            <w:r>
+              <w:rPr>
+                <w:rFonts w:ascii="Calibri" w:hAnsi="Calibri"/>
+                <w:color w:val="262626"/>
+                <w:sz w:val="19"/>
+              </w:rPr>
+              <w:t>✅</w:t>
+            </w:r>
+          </w:p>
+        </w:tc>
+        <w:tc>
+          <w:tcPr>
+            <w:tcW w:type="dxa" w:w="564"/>
+            <w:vAlign w:val="center"/>
+            <w:shd w:fill="F2F5F9"/>
+            <w:tcMar>
+              <w:top w:w="80" w:type="dxa"/>
+              <w:bottom w:w="80" w:type="dxa"/>
+              <w:left w:w="100" w:type="dxa"/>
+              <w:right w:w="100" w:type="dxa"/>
+            </w:tcMar>
+          </w:tcPr>
+          <w:p>
+            <w:pPr>
+              <w:spacing w:before="20" w:after="20" w:line="252" w:lineRule="auto"/>
+              <w:jc w:val="left"/>
+            </w:pPr>
+          </w:p>
+        </w:tc>
+        <w:tc>
+          <w:tcPr>
+            <w:tcW w:type="dxa" w:w="564"/>
+            <w:vAlign w:val="center"/>
+            <w:shd w:fill="F2F5F9"/>
+            <w:tcMar>
+              <w:top w:w="80" w:type="dxa"/>
+              <w:bottom w:w="80" w:type="dxa"/>
+              <w:left w:w="100" w:type="dxa"/>
+              <w:right w:w="100" w:type="dxa"/>
+            </w:tcMar>
+          </w:tcPr>
+          <w:p>
+            <w:pPr>
+              <w:spacing w:before="20" w:after="20" w:line="252" w:lineRule="auto"/>
+              <w:jc w:val="left"/>
+            </w:pPr>
+          </w:p>
+        </w:tc>
+        <w:tc>
+          <w:tcPr>
+            <w:tcW w:type="dxa" w:w="564"/>
+            <w:vAlign w:val="center"/>
+            <w:shd w:fill="F2F5F9"/>
+            <w:tcMar>
+              <w:top w:w="80" w:type="dxa"/>
+              <w:bottom w:w="80" w:type="dxa"/>
+              <w:left w:w="100" w:type="dxa"/>
+              <w:right w:w="100" w:type="dxa"/>
+            </w:tcMar>
+          </w:tcPr>
+          <w:p>
+            <w:pPr>
+              <w:spacing w:before="20" w:after="20" w:line="252" w:lineRule="auto"/>
+              <w:jc w:val="left"/>
+            </w:pPr>
+            <w:r>
+              <w:rPr>
+                <w:rFonts w:ascii="Calibri" w:hAnsi="Calibri"/>
+                <w:color w:val="262626"/>
+                <w:sz w:val="19"/>
+              </w:rPr>
+              <w:t>✅</w:t>
+            </w:r>
+          </w:p>
+        </w:tc>
+        <w:tc>
+          <w:tcPr>
+            <w:tcW w:type="dxa" w:w="564"/>
+            <w:vAlign w:val="center"/>
+            <w:shd w:fill="F2F5F9"/>
+            <w:tcMar>
+              <w:top w:w="80" w:type="dxa"/>
+              <w:bottom w:w="80" w:type="dxa"/>
+              <w:left w:w="100" w:type="dxa"/>
+              <w:right w:w="100" w:type="dxa"/>
+            </w:tcMar>
+          </w:tcPr>
+          <w:p>
+            <w:pPr>
+              <w:spacing w:before="20" w:after="20" w:line="252" w:lineRule="auto"/>
+              <w:jc w:val="left"/>
+            </w:pPr>
+          </w:p>
+        </w:tc>
+        <w:tc>
+          <w:tcPr>
+            <w:tcW w:type="dxa" w:w="564"/>
+            <w:vAlign w:val="center"/>
+            <w:shd w:fill="F2F5F9"/>
+            <w:tcMar>
+              <w:top w:w="80" w:type="dxa"/>
+              <w:bottom w:w="80" w:type="dxa"/>
+              <w:left w:w="100" w:type="dxa"/>
+              <w:right w:w="100" w:type="dxa"/>
+            </w:tcMar>
+          </w:tcPr>
+          <w:p>
+            <w:pPr>
+              <w:spacing w:before="20" w:after="20" w:line="252" w:lineRule="auto"/>
+              <w:jc w:val="left"/>
+            </w:pPr>
+          </w:p>
+        </w:tc>
+        <w:tc>
+          <w:tcPr>
+            <w:tcW w:type="dxa" w:w="564"/>
+            <w:vAlign w:val="center"/>
+            <w:shd w:fill="F2F5F9"/>
+            <w:tcMar>
+              <w:top w:w="80" w:type="dxa"/>
+              <w:bottom w:w="80" w:type="dxa"/>
+              <w:left w:w="100" w:type="dxa"/>
+              <w:right w:w="100" w:type="dxa"/>
+            </w:tcMar>
+          </w:tcPr>
+          <w:p>
+            <w:pPr>
+              <w:spacing w:before="20" w:after="20" w:line="252" w:lineRule="auto"/>
+              <w:jc w:val="left"/>
+            </w:pPr>
+          </w:p>
+        </w:tc>
+        <w:tc>
+          <w:tcPr>
+            <w:tcW w:type="dxa" w:w="564"/>
+            <w:vAlign w:val="center"/>
+            <w:shd w:fill="F2F5F9"/>
+            <w:tcMar>
+              <w:top w:w="80" w:type="dxa"/>
+              <w:bottom w:w="80" w:type="dxa"/>
+              <w:left w:w="100" w:type="dxa"/>
+              <w:right w:w="100" w:type="dxa"/>
+            </w:tcMar>
+          </w:tcPr>
+          <w:p>
+            <w:pPr>
+              <w:spacing w:before="20" w:after="20" w:line="252" w:lineRule="auto"/>
+              <w:jc w:val="left"/>
+            </w:pPr>
+          </w:p>
+        </w:tc>
+        <w:tc>
+          <w:tcPr>
+            <w:tcW w:type="dxa" w:w="564"/>
+            <w:vAlign w:val="center"/>
+            <w:shd w:fill="F2F5F9"/>
+            <w:tcMar>
+              <w:top w:w="80" w:type="dxa"/>
+              <w:bottom w:w="80" w:type="dxa"/>
+              <w:left w:w="100" w:type="dxa"/>
+              <w:right w:w="100" w:type="dxa"/>
+            </w:tcMar>
+          </w:tcPr>
+          <w:p>
+            <w:pPr>
+              <w:spacing w:before="20" w:after="20" w:line="252" w:lineRule="auto"/>
+              <w:jc w:val="left"/>
+            </w:pPr>
+            <w:r>
+              <w:rPr>
+                <w:rFonts w:ascii="Calibri" w:hAnsi="Calibri"/>
+                <w:color w:val="262626"/>
+                <w:sz w:val="19"/>
+              </w:rPr>
+              <w:t>✅</w:t>
+            </w:r>
+          </w:p>
+        </w:tc>
+        <w:tc>
+          <w:tcPr>
+            <w:tcW w:type="dxa" w:w="564"/>
+            <w:vAlign w:val="center"/>
+            <w:shd w:fill="F2F5F9"/>
+            <w:tcMar>
+              <w:top w:w="80" w:type="dxa"/>
+              <w:bottom w:w="80" w:type="dxa"/>
+              <w:left w:w="100" w:type="dxa"/>
+              <w:right w:w="100" w:type="dxa"/>
+            </w:tcMar>
+          </w:tcPr>
+          <w:p>
+            <w:pPr>
+              <w:spacing w:before="20" w:after="20" w:line="252" w:lineRule="auto"/>
+              <w:jc w:val="left"/>
+            </w:pPr>
+          </w:p>
+        </w:tc>
+        <w:tc>
+          <w:tcPr>
+            <w:tcW w:type="dxa" w:w="564"/>
+            <w:vAlign w:val="center"/>
+            <w:shd w:fill="F2F5F9"/>
+            <w:tcMar>
+              <w:top w:w="80" w:type="dxa"/>
+              <w:bottom w:w="80" w:type="dxa"/>
+              <w:left w:w="100" w:type="dxa"/>
+              <w:right w:w="100" w:type="dxa"/>
+            </w:tcMar>
+          </w:tcPr>
+          <w:p>
+            <w:pPr>
+              <w:spacing w:before="20" w:after="20" w:line="252" w:lineRule="auto"/>
+              <w:jc w:val="left"/>
+            </w:pPr>
+          </w:p>
+        </w:tc>
+      </w:tr>
+      <w:tr>
+        <w:trPr>
+          <w:cantSplit/>
+        </w:trPr>
+        <w:tc>
+          <w:tcPr>
+            <w:tcW w:type="dxa" w:w="564"/>
+            <w:vAlign w:val="center"/>
+            <w:shd w:fill="FFFFFF"/>
+            <w:tcMar>
+              <w:top w:w="80" w:type="dxa"/>
+              <w:bottom w:w="80" w:type="dxa"/>
+              <w:left w:w="100" w:type="dxa"/>
+              <w:right w:w="100" w:type="dxa"/>
+            </w:tcMar>
+          </w:tcPr>
+          <w:p>
+            <w:pPr>
+              <w:spacing w:before="20" w:after="20" w:line="252" w:lineRule="auto"/>
+              <w:jc w:val="left"/>
+            </w:pPr>
+            <w:r>
+              <w:rPr>
+                <w:rFonts w:ascii="Calibri" w:hAnsi="Calibri"/>
+                <w:b/>
+                <w:color w:val="262626"/>
+                <w:sz w:val="19"/>
+              </w:rPr>
+              <w:t>BK-IS21</w:t>
+            </w:r>
+          </w:p>
+        </w:tc>
+        <w:tc>
+          <w:tcPr>
+            <w:tcW w:type="dxa" w:w="564"/>
+            <w:vAlign w:val="center"/>
+            <w:shd w:fill="FFFFFF"/>
+            <w:tcMar>
+              <w:top w:w="80" w:type="dxa"/>
+              <w:bottom w:w="80" w:type="dxa"/>
+              <w:left w:w="100" w:type="dxa"/>
+              <w:right w:w="100" w:type="dxa"/>
+            </w:tcMar>
+          </w:tcPr>
+          <w:p>
+            <w:pPr>
+              <w:spacing w:before="20" w:after="20" w:line="252" w:lineRule="auto"/>
+              <w:jc w:val="left"/>
+            </w:pPr>
+            <w:r>
+              <w:rPr>
+                <w:rFonts w:ascii="Calibri" w:hAnsi="Calibri"/>
+                <w:color w:val="262626"/>
+                <w:sz w:val="19"/>
+              </w:rPr>
+              <w:t>Internship and Professional Practice</w:t>
+            </w:r>
+          </w:p>
+        </w:tc>
+        <w:tc>
+          <w:tcPr>
+            <w:tcW w:type="dxa" w:w="564"/>
+            <w:vAlign w:val="center"/>
+            <w:shd w:fill="FFFFFF"/>
+            <w:tcMar>
+              <w:top w:w="80" w:type="dxa"/>
+              <w:bottom w:w="80" w:type="dxa"/>
+              <w:left w:w="100" w:type="dxa"/>
+              <w:right w:w="100" w:type="dxa"/>
+            </w:tcMar>
+          </w:tcPr>
+          <w:p>
+            <w:pPr>
+              <w:spacing w:before="20" w:after="20" w:line="252" w:lineRule="auto"/>
+              <w:jc w:val="left"/>
+            </w:pPr>
+            <w:r>
+              <w:rPr>
+                <w:rFonts w:ascii="Calibri" w:hAnsi="Calibri"/>
+                <w:color w:val="262626"/>
+                <w:sz w:val="19"/>
+              </w:rPr>
+              <w:t>✅</w:t>
+            </w:r>
+          </w:p>
+        </w:tc>
+        <w:tc>
+          <w:tcPr>
+            <w:tcW w:type="dxa" w:w="564"/>
+            <w:vAlign w:val="center"/>
+            <w:shd w:fill="FFFFFF"/>
+            <w:tcMar>
+              <w:top w:w="80" w:type="dxa"/>
+              <w:bottom w:w="80" w:type="dxa"/>
+              <w:left w:w="100" w:type="dxa"/>
+              <w:right w:w="100" w:type="dxa"/>
+            </w:tcMar>
+          </w:tcPr>
+          <w:p>
+            <w:pPr>
+              <w:spacing w:before="20" w:after="20" w:line="252" w:lineRule="auto"/>
+              <w:jc w:val="left"/>
+            </w:pPr>
+            <w:r>
+              <w:rPr>
+                <w:rFonts w:ascii="Calibri" w:hAnsi="Calibri"/>
+                <w:color w:val="262626"/>
+                <w:sz w:val="19"/>
+              </w:rPr>
+              <w:t>✅</w:t>
+            </w:r>
+          </w:p>
+        </w:tc>
+        <w:tc>
+          <w:tcPr>
+            <w:tcW w:type="dxa" w:w="564"/>
+            <w:vAlign w:val="center"/>
+            <w:shd w:fill="FFFFFF"/>
+            <w:tcMar>
+              <w:top w:w="80" w:type="dxa"/>
+              <w:bottom w:w="80" w:type="dxa"/>
+              <w:left w:w="100" w:type="dxa"/>
+              <w:right w:w="100" w:type="dxa"/>
+            </w:tcMar>
+          </w:tcPr>
+          <w:p>
+            <w:pPr>
+              <w:spacing w:before="20" w:after="20" w:line="252" w:lineRule="auto"/>
+              <w:jc w:val="left"/>
+            </w:pPr>
+            <w:r>
+              <w:rPr>
+                <w:rFonts w:ascii="Calibri" w:hAnsi="Calibri"/>
+                <w:color w:val="262626"/>
+                <w:sz w:val="19"/>
+              </w:rPr>
+              <w:t>✅</w:t>
+            </w:r>
+          </w:p>
+        </w:tc>
+        <w:tc>
+          <w:tcPr>
+            <w:tcW w:type="dxa" w:w="564"/>
+            <w:vAlign w:val="center"/>
+            <w:shd w:fill="FFFFFF"/>
+            <w:tcMar>
+              <w:top w:w="80" w:type="dxa"/>
+              <w:bottom w:w="80" w:type="dxa"/>
+              <w:left w:w="100" w:type="dxa"/>
+              <w:right w:w="100" w:type="dxa"/>
+            </w:tcMar>
+          </w:tcPr>
+          <w:p>
+            <w:pPr>
+              <w:spacing w:before="20" w:after="20" w:line="252" w:lineRule="auto"/>
+              <w:jc w:val="left"/>
+            </w:pPr>
+            <w:r>
+              <w:rPr>
+                <w:rFonts w:ascii="Calibri" w:hAnsi="Calibri"/>
+                <w:color w:val="262626"/>
+                <w:sz w:val="19"/>
+              </w:rPr>
+              <w:t>✅</w:t>
+            </w:r>
+          </w:p>
+        </w:tc>
+        <w:tc>
+          <w:tcPr>
+            <w:tcW w:type="dxa" w:w="564"/>
+            <w:vAlign w:val="center"/>
+            <w:shd w:fill="FFFFFF"/>
+            <w:tcMar>
+              <w:top w:w="80" w:type="dxa"/>
+              <w:bottom w:w="80" w:type="dxa"/>
+              <w:left w:w="100" w:type="dxa"/>
+              <w:right w:w="100" w:type="dxa"/>
+            </w:tcMar>
+          </w:tcPr>
+          <w:p>
+            <w:pPr>
+              <w:spacing w:before="20" w:after="20" w:line="252" w:lineRule="auto"/>
+              <w:jc w:val="left"/>
+            </w:pPr>
+          </w:p>
+        </w:tc>
+        <w:tc>
+          <w:tcPr>
+            <w:tcW w:type="dxa" w:w="564"/>
+            <w:vAlign w:val="center"/>
+            <w:shd w:fill="FFFFFF"/>
+            <w:tcMar>
+              <w:top w:w="80" w:type="dxa"/>
+              <w:bottom w:w="80" w:type="dxa"/>
+              <w:left w:w="100" w:type="dxa"/>
+              <w:right w:w="100" w:type="dxa"/>
+            </w:tcMar>
+          </w:tcPr>
+          <w:p>
+            <w:pPr>
+              <w:spacing w:before="20" w:after="20" w:line="252" w:lineRule="auto"/>
+              <w:jc w:val="left"/>
+            </w:pPr>
+          </w:p>
+        </w:tc>
+        <w:tc>
+          <w:tcPr>
+            <w:tcW w:type="dxa" w:w="564"/>
+            <w:vAlign w:val="center"/>
+            <w:shd w:fill="FFFFFF"/>
+            <w:tcMar>
+              <w:top w:w="80" w:type="dxa"/>
+              <w:bottom w:w="80" w:type="dxa"/>
+              <w:left w:w="100" w:type="dxa"/>
+              <w:right w:w="100" w:type="dxa"/>
+            </w:tcMar>
+          </w:tcPr>
+          <w:p>
+            <w:pPr>
+              <w:spacing w:before="20" w:after="20" w:line="252" w:lineRule="auto"/>
+              <w:jc w:val="left"/>
+            </w:pPr>
+          </w:p>
+        </w:tc>
+        <w:tc>
+          <w:tcPr>
+            <w:tcW w:type="dxa" w:w="564"/>
+            <w:vAlign w:val="center"/>
+            <w:shd w:fill="FFFFFF"/>
+            <w:tcMar>
+              <w:top w:w="80" w:type="dxa"/>
+              <w:bottom w:w="80" w:type="dxa"/>
+              <w:left w:w="100" w:type="dxa"/>
+              <w:right w:w="100" w:type="dxa"/>
+            </w:tcMar>
+          </w:tcPr>
+          <w:p>
+            <w:pPr>
+              <w:spacing w:before="20" w:after="20" w:line="252" w:lineRule="auto"/>
+              <w:jc w:val="left"/>
+            </w:pPr>
+          </w:p>
+        </w:tc>
+        <w:tc>
+          <w:tcPr>
+            <w:tcW w:type="dxa" w:w="564"/>
+            <w:vAlign w:val="center"/>
+            <w:shd w:fill="FFFFFF"/>
+            <w:tcMar>
+              <w:top w:w="80" w:type="dxa"/>
+              <w:bottom w:w="80" w:type="dxa"/>
+              <w:left w:w="100" w:type="dxa"/>
+              <w:right w:w="100" w:type="dxa"/>
+            </w:tcMar>
+          </w:tcPr>
+          <w:p>
+            <w:pPr>
+              <w:spacing w:before="20" w:after="20" w:line="252" w:lineRule="auto"/>
+              <w:jc w:val="left"/>
+            </w:pPr>
+          </w:p>
+        </w:tc>
+        <w:tc>
+          <w:tcPr>
+            <w:tcW w:type="dxa" w:w="564"/>
+            <w:vAlign w:val="center"/>
+            <w:shd w:fill="FFFFFF"/>
+            <w:tcMar>
+              <w:top w:w="80" w:type="dxa"/>
+              <w:bottom w:w="80" w:type="dxa"/>
+              <w:left w:w="100" w:type="dxa"/>
+              <w:right w:w="100" w:type="dxa"/>
+            </w:tcMar>
+          </w:tcPr>
+          <w:p>
+            <w:pPr>
+              <w:spacing w:before="20" w:after="20" w:line="252" w:lineRule="auto"/>
+              <w:jc w:val="left"/>
+            </w:pPr>
+          </w:p>
+        </w:tc>
+        <w:tc>
+          <w:tcPr>
+            <w:tcW w:type="dxa" w:w="564"/>
+            <w:vAlign w:val="center"/>
+            <w:shd w:fill="FFFFFF"/>
+            <w:tcMar>
+              <w:top w:w="80" w:type="dxa"/>
+              <w:bottom w:w="80" w:type="dxa"/>
+              <w:left w:w="100" w:type="dxa"/>
+              <w:right w:w="100" w:type="dxa"/>
+            </w:tcMar>
+          </w:tcPr>
+          <w:p>
+            <w:pPr>
+              <w:spacing w:before="20" w:after="20" w:line="252" w:lineRule="auto"/>
+              <w:jc w:val="left"/>
+            </w:pPr>
+          </w:p>
+        </w:tc>
+        <w:tc>
+          <w:tcPr>
+            <w:tcW w:type="dxa" w:w="564"/>
+            <w:vAlign w:val="center"/>
+            <w:shd w:fill="FFFFFF"/>
+            <w:tcMar>
+              <w:top w:w="80" w:type="dxa"/>
+              <w:bottom w:w="80" w:type="dxa"/>
+              <w:left w:w="100" w:type="dxa"/>
+              <w:right w:w="100" w:type="dxa"/>
+            </w:tcMar>
+          </w:tcPr>
+          <w:p>
+            <w:pPr>
+              <w:spacing w:before="20" w:after="20" w:line="252" w:lineRule="auto"/>
+              <w:jc w:val="left"/>
+            </w:pPr>
+          </w:p>
+        </w:tc>
+        <w:tc>
+          <w:tcPr>
+            <w:tcW w:type="dxa" w:w="564"/>
+            <w:vAlign w:val="center"/>
+            <w:shd w:fill="FFFFFF"/>
+            <w:tcMar>
+              <w:top w:w="80" w:type="dxa"/>
+              <w:bottom w:w="80" w:type="dxa"/>
+              <w:left w:w="100" w:type="dxa"/>
+              <w:right w:w="100" w:type="dxa"/>
+            </w:tcMar>
+          </w:tcPr>
+          <w:p>
+            <w:pPr>
+              <w:spacing w:before="20" w:after="20" w:line="252" w:lineRule="auto"/>
+              <w:jc w:val="left"/>
+            </w:pPr>
+          </w:p>
+        </w:tc>
+        <w:tc>
+          <w:tcPr>
+            <w:tcW w:type="dxa" w:w="564"/>
+            <w:vAlign w:val="center"/>
+            <w:shd w:fill="FFFFFF"/>
+            <w:tcMar>
+              <w:top w:w="80" w:type="dxa"/>
+              <w:bottom w:w="80" w:type="dxa"/>
+              <w:left w:w="100" w:type="dxa"/>
+              <w:right w:w="100" w:type="dxa"/>
+            </w:tcMar>
+          </w:tcPr>
+          <w:p>
+            <w:pPr>
+              <w:spacing w:before="20" w:after="20" w:line="252" w:lineRule="auto"/>
+              <w:jc w:val="left"/>
+            </w:pPr>
+          </w:p>
+        </w:tc>
+      </w:tr>
     </w:tbl>
     <w:p>
       <w:pPr>
@@ -10184,7 +10900,7 @@
           <w:color w:val="1F3864"/>
           <w:sz w:val="26"/>
         </w:rPr>
-        <w:t>3. MATRIKS SILANG CPL ↔ 14 BAHAN KAJIAN UTAMA (BoK) IT2017 (APTIKOM)</w:t>
+        <w:t>3. MATRIKS SILANG CPL ↔ 15 BAHAN KAJIAN UTAMA (BoK) IT2017 (APTIKOM)</w:t>
       </w:r>
     </w:p>
     <w:tbl>
@@ -15455,10 +16171,467 @@
           </w:p>
         </w:tc>
       </w:tr>
+      <w:tr>
+        <w:trPr>
+          <w:cantSplit/>
+        </w:trPr>
+        <w:tc>
+          <w:tcPr>
+            <w:tcW w:type="dxa" w:w="564"/>
+            <w:vAlign w:val="center"/>
+            <w:shd w:fill="FFFFFF"/>
+            <w:tcMar>
+              <w:top w:w="80" w:type="dxa"/>
+              <w:bottom w:w="80" w:type="dxa"/>
+              <w:left w:w="100" w:type="dxa"/>
+              <w:right w:w="100" w:type="dxa"/>
+            </w:tcMar>
+          </w:tcPr>
+          <w:p>
+            <w:pPr>
+              <w:spacing w:before="20" w:after="20" w:line="252" w:lineRule="auto"/>
+              <w:jc w:val="left"/>
+            </w:pPr>
+            <w:r>
+              <w:rPr>
+                <w:rFonts w:ascii="Calibri" w:hAnsi="Calibri"/>
+                <w:b/>
+                <w:color w:val="262626"/>
+                <w:sz w:val="19"/>
+              </w:rPr>
+              <w:t>BK-IT15</w:t>
+            </w:r>
+          </w:p>
+        </w:tc>
+        <w:tc>
+          <w:tcPr>
+            <w:tcW w:type="dxa" w:w="564"/>
+            <w:vAlign w:val="center"/>
+            <w:shd w:fill="FFFFFF"/>
+            <w:tcMar>
+              <w:top w:w="80" w:type="dxa"/>
+              <w:bottom w:w="80" w:type="dxa"/>
+              <w:left w:w="100" w:type="dxa"/>
+              <w:right w:w="100" w:type="dxa"/>
+            </w:tcMar>
+          </w:tcPr>
+          <w:p>
+            <w:pPr>
+              <w:spacing w:before="20" w:after="20" w:line="252" w:lineRule="auto"/>
+              <w:jc w:val="left"/>
+            </w:pPr>
+            <w:r>
+              <w:rPr>
+                <w:rFonts w:ascii="Calibri" w:hAnsi="Calibri"/>
+                <w:color w:val="262626"/>
+                <w:sz w:val="19"/>
+              </w:rPr>
+              <w:t>Global Professional Practice</w:t>
+            </w:r>
+          </w:p>
+        </w:tc>
+        <w:tc>
+          <w:tcPr>
+            <w:tcW w:type="dxa" w:w="564"/>
+            <w:vAlign w:val="center"/>
+            <w:shd w:fill="FFFFFF"/>
+            <w:tcMar>
+              <w:top w:w="80" w:type="dxa"/>
+              <w:bottom w:w="80" w:type="dxa"/>
+              <w:left w:w="100" w:type="dxa"/>
+              <w:right w:w="100" w:type="dxa"/>
+            </w:tcMar>
+          </w:tcPr>
+          <w:p>
+            <w:pPr>
+              <w:spacing w:before="20" w:after="20" w:line="252" w:lineRule="auto"/>
+              <w:jc w:val="left"/>
+            </w:pPr>
+            <w:r>
+              <w:rPr>
+                <w:rFonts w:ascii="Calibri" w:hAnsi="Calibri"/>
+                <w:color w:val="262626"/>
+                <w:sz w:val="19"/>
+              </w:rPr>
+              <w:t>✅</w:t>
+            </w:r>
+          </w:p>
+        </w:tc>
+        <w:tc>
+          <w:tcPr>
+            <w:tcW w:type="dxa" w:w="564"/>
+            <w:vAlign w:val="center"/>
+            <w:shd w:fill="FFFFFF"/>
+            <w:tcMar>
+              <w:top w:w="80" w:type="dxa"/>
+              <w:bottom w:w="80" w:type="dxa"/>
+              <w:left w:w="100" w:type="dxa"/>
+              <w:right w:w="100" w:type="dxa"/>
+            </w:tcMar>
+          </w:tcPr>
+          <w:p>
+            <w:pPr>
+              <w:spacing w:before="20" w:after="20" w:line="252" w:lineRule="auto"/>
+              <w:jc w:val="left"/>
+            </w:pPr>
+            <w:r>
+              <w:rPr>
+                <w:rFonts w:ascii="Calibri" w:hAnsi="Calibri"/>
+                <w:color w:val="262626"/>
+                <w:sz w:val="19"/>
+              </w:rPr>
+              <w:t>✅</w:t>
+            </w:r>
+          </w:p>
+        </w:tc>
+        <w:tc>
+          <w:tcPr>
+            <w:tcW w:type="dxa" w:w="564"/>
+            <w:vAlign w:val="center"/>
+            <w:shd w:fill="FFFFFF"/>
+            <w:tcMar>
+              <w:top w:w="80" w:type="dxa"/>
+              <w:bottom w:w="80" w:type="dxa"/>
+              <w:left w:w="100" w:type="dxa"/>
+              <w:right w:w="100" w:type="dxa"/>
+            </w:tcMar>
+          </w:tcPr>
+          <w:p>
+            <w:pPr>
+              <w:spacing w:before="20" w:after="20" w:line="252" w:lineRule="auto"/>
+              <w:jc w:val="left"/>
+            </w:pPr>
+            <w:r>
+              <w:rPr>
+                <w:rFonts w:ascii="Calibri" w:hAnsi="Calibri"/>
+                <w:color w:val="262626"/>
+                <w:sz w:val="19"/>
+              </w:rPr>
+              <w:t>✅</w:t>
+            </w:r>
+          </w:p>
+        </w:tc>
+        <w:tc>
+          <w:tcPr>
+            <w:tcW w:type="dxa" w:w="564"/>
+            <w:vAlign w:val="center"/>
+            <w:shd w:fill="FFFFFF"/>
+            <w:tcMar>
+              <w:top w:w="80" w:type="dxa"/>
+              <w:bottom w:w="80" w:type="dxa"/>
+              <w:left w:w="100" w:type="dxa"/>
+              <w:right w:w="100" w:type="dxa"/>
+            </w:tcMar>
+          </w:tcPr>
+          <w:p>
+            <w:pPr>
+              <w:spacing w:before="20" w:after="20" w:line="252" w:lineRule="auto"/>
+              <w:jc w:val="left"/>
+            </w:pPr>
+            <w:r>
+              <w:rPr>
+                <w:rFonts w:ascii="Calibri" w:hAnsi="Calibri"/>
+                <w:color w:val="262626"/>
+                <w:sz w:val="19"/>
+              </w:rPr>
+              <w:t>✅</w:t>
+            </w:r>
+          </w:p>
+        </w:tc>
+        <w:tc>
+          <w:tcPr>
+            <w:tcW w:type="dxa" w:w="564"/>
+            <w:vAlign w:val="center"/>
+            <w:shd w:fill="FFFFFF"/>
+            <w:tcMar>
+              <w:top w:w="80" w:type="dxa"/>
+              <w:bottom w:w="80" w:type="dxa"/>
+              <w:left w:w="100" w:type="dxa"/>
+              <w:right w:w="100" w:type="dxa"/>
+            </w:tcMar>
+          </w:tcPr>
+          <w:p>
+            <w:pPr>
+              <w:spacing w:before="20" w:after="20" w:line="252" w:lineRule="auto"/>
+              <w:jc w:val="left"/>
+            </w:pPr>
+          </w:p>
+        </w:tc>
+        <w:tc>
+          <w:tcPr>
+            <w:tcW w:type="dxa" w:w="564"/>
+            <w:vAlign w:val="center"/>
+            <w:shd w:fill="FFFFFF"/>
+            <w:tcMar>
+              <w:top w:w="80" w:type="dxa"/>
+              <w:bottom w:w="80" w:type="dxa"/>
+              <w:left w:w="100" w:type="dxa"/>
+              <w:right w:w="100" w:type="dxa"/>
+            </w:tcMar>
+          </w:tcPr>
+          <w:p>
+            <w:pPr>
+              <w:spacing w:before="20" w:after="20" w:line="252" w:lineRule="auto"/>
+              <w:jc w:val="left"/>
+            </w:pPr>
+          </w:p>
+        </w:tc>
+        <w:tc>
+          <w:tcPr>
+            <w:tcW w:type="dxa" w:w="564"/>
+            <w:vAlign w:val="center"/>
+            <w:shd w:fill="FFFFFF"/>
+            <w:tcMar>
+              <w:top w:w="80" w:type="dxa"/>
+              <w:bottom w:w="80" w:type="dxa"/>
+              <w:left w:w="100" w:type="dxa"/>
+              <w:right w:w="100" w:type="dxa"/>
+            </w:tcMar>
+          </w:tcPr>
+          <w:p>
+            <w:pPr>
+              <w:spacing w:before="20" w:after="20" w:line="252" w:lineRule="auto"/>
+              <w:jc w:val="left"/>
+            </w:pPr>
+          </w:p>
+        </w:tc>
+        <w:tc>
+          <w:tcPr>
+            <w:tcW w:type="dxa" w:w="564"/>
+            <w:vAlign w:val="center"/>
+            <w:shd w:fill="FFFFFF"/>
+            <w:tcMar>
+              <w:top w:w="80" w:type="dxa"/>
+              <w:bottom w:w="80" w:type="dxa"/>
+              <w:left w:w="100" w:type="dxa"/>
+              <w:right w:w="100" w:type="dxa"/>
+            </w:tcMar>
+          </w:tcPr>
+          <w:p>
+            <w:pPr>
+              <w:spacing w:before="20" w:after="20" w:line="252" w:lineRule="auto"/>
+              <w:jc w:val="left"/>
+            </w:pPr>
+          </w:p>
+        </w:tc>
+        <w:tc>
+          <w:tcPr>
+            <w:tcW w:type="dxa" w:w="564"/>
+            <w:vAlign w:val="center"/>
+            <w:shd w:fill="FFFFFF"/>
+            <w:tcMar>
+              <w:top w:w="80" w:type="dxa"/>
+              <w:bottom w:w="80" w:type="dxa"/>
+              <w:left w:w="100" w:type="dxa"/>
+              <w:right w:w="100" w:type="dxa"/>
+            </w:tcMar>
+          </w:tcPr>
+          <w:p>
+            <w:pPr>
+              <w:spacing w:before="20" w:after="20" w:line="252" w:lineRule="auto"/>
+              <w:jc w:val="left"/>
+            </w:pPr>
+          </w:p>
+        </w:tc>
+        <w:tc>
+          <w:tcPr>
+            <w:tcW w:type="dxa" w:w="564"/>
+            <w:vAlign w:val="center"/>
+            <w:shd w:fill="FFFFFF"/>
+            <w:tcMar>
+              <w:top w:w="80" w:type="dxa"/>
+              <w:bottom w:w="80" w:type="dxa"/>
+              <w:left w:w="100" w:type="dxa"/>
+              <w:right w:w="100" w:type="dxa"/>
+            </w:tcMar>
+          </w:tcPr>
+          <w:p>
+            <w:pPr>
+              <w:spacing w:before="20" w:after="20" w:line="252" w:lineRule="auto"/>
+              <w:jc w:val="left"/>
+            </w:pPr>
+          </w:p>
+        </w:tc>
+        <w:tc>
+          <w:tcPr>
+            <w:tcW w:type="dxa" w:w="564"/>
+            <w:vAlign w:val="center"/>
+            <w:shd w:fill="FFFFFF"/>
+            <w:tcMar>
+              <w:top w:w="80" w:type="dxa"/>
+              <w:bottom w:w="80" w:type="dxa"/>
+              <w:left w:w="100" w:type="dxa"/>
+              <w:right w:w="100" w:type="dxa"/>
+            </w:tcMar>
+          </w:tcPr>
+          <w:p>
+            <w:pPr>
+              <w:spacing w:before="20" w:after="20" w:line="252" w:lineRule="auto"/>
+              <w:jc w:val="left"/>
+            </w:pPr>
+          </w:p>
+        </w:tc>
+        <w:tc>
+          <w:tcPr>
+            <w:tcW w:type="dxa" w:w="564"/>
+            <w:vAlign w:val="center"/>
+            <w:shd w:fill="FFFFFF"/>
+            <w:tcMar>
+              <w:top w:w="80" w:type="dxa"/>
+              <w:bottom w:w="80" w:type="dxa"/>
+              <w:left w:w="100" w:type="dxa"/>
+              <w:right w:w="100" w:type="dxa"/>
+            </w:tcMar>
+          </w:tcPr>
+          <w:p>
+            <w:pPr>
+              <w:spacing w:before="20" w:after="20" w:line="252" w:lineRule="auto"/>
+              <w:jc w:val="left"/>
+            </w:pPr>
+          </w:p>
+        </w:tc>
+        <w:tc>
+          <w:tcPr>
+            <w:tcW w:type="dxa" w:w="564"/>
+            <w:vAlign w:val="center"/>
+            <w:shd w:fill="FFFFFF"/>
+            <w:tcMar>
+              <w:top w:w="80" w:type="dxa"/>
+              <w:bottom w:w="80" w:type="dxa"/>
+              <w:left w:w="100" w:type="dxa"/>
+              <w:right w:w="100" w:type="dxa"/>
+            </w:tcMar>
+          </w:tcPr>
+          <w:p>
+            <w:pPr>
+              <w:spacing w:before="20" w:after="20" w:line="252" w:lineRule="auto"/>
+              <w:jc w:val="left"/>
+            </w:pPr>
+          </w:p>
+        </w:tc>
+        <w:tc>
+          <w:tcPr>
+            <w:tcW w:type="dxa" w:w="564"/>
+            <w:vAlign w:val="center"/>
+            <w:shd w:fill="FFFFFF"/>
+            <w:tcMar>
+              <w:top w:w="80" w:type="dxa"/>
+              <w:bottom w:w="80" w:type="dxa"/>
+              <w:left w:w="100" w:type="dxa"/>
+              <w:right w:w="100" w:type="dxa"/>
+            </w:tcMar>
+          </w:tcPr>
+          <w:p>
+            <w:pPr>
+              <w:spacing w:before="20" w:after="20" w:line="252" w:lineRule="auto"/>
+              <w:jc w:val="left"/>
+            </w:pPr>
+          </w:p>
+        </w:tc>
+      </w:tr>
     </w:tbl>
     <w:p>
       <w:pPr>
         <w:spacing w:after="120"/>
+      </w:pPr>
+    </w:p>
+    <w:tbl>
+      <w:tblPr>
+        <w:tblW w:type="auto" w:w="0"/>
+        <w:jc w:val="center"/>
+        <w:tblLayout w:type="fixed"/>
+        <w:tblLook w:firstColumn="1" w:firstRow="1" w:lastColumn="0" w:lastRow="0" w:noHBand="0" w:noVBand="1" w:val="04A0"/>
+      </w:tblPr>
+      <w:tblGrid>
+        <w:gridCol w:w="9029"/>
+      </w:tblGrid>
+      <w:tr>
+        <w:tc>
+          <w:tcPr>
+            <w:tcW w:type="dxa" w:w="9360"/>
+            <w:shd w:fill="EEF4FB"/>
+            <w:tcMar>
+              <w:top w:w="120" w:type="dxa"/>
+              <w:bottom w:w="120" w:type="dxa"/>
+              <w:left w:w="200" w:type="dxa"/>
+              <w:right w:w="150" w:type="dxa"/>
+            </w:tcMar>
+            <w:tcBorders>
+              <w:left w:val="single" w:sz="24" w:space="0" w:color="2E75B6"/>
+              <w:top w:val="none"/>
+              <w:bottom w:val="none"/>
+              <w:right w:val="none"/>
+            </w:tcBorders>
+          </w:tcPr>
+          <w:p>
+            <w:pPr>
+              <w:spacing w:before="40" w:after="40" w:line="276" w:lineRule="auto"/>
+            </w:pPr>
+            <w:r>
+              <w:rPr>
+                <w:rFonts w:ascii="Calibri" w:hAnsi="Calibri"/>
+                <w:i/>
+                <w:color w:val="1F3864"/>
+                <w:sz w:val="20"/>
+              </w:rPr>
+            </w:r>
+          </w:p>
+        </w:tc>
+      </w:tr>
+    </w:tbl>
+    <w:p>
+      <w:pPr>
+        <w:spacing w:after="80"/>
+      </w:pPr>
+    </w:p>
+    <w:tbl>
+      <w:tblPr>
+        <w:tblW w:type="auto" w:w="0"/>
+        <w:jc w:val="center"/>
+        <w:tblLayout w:type="fixed"/>
+        <w:tblLook w:firstColumn="1" w:firstRow="1" w:lastColumn="0" w:lastRow="0" w:noHBand="0" w:noVBand="1" w:val="04A0"/>
+      </w:tblPr>
+      <w:tblGrid>
+        <w:gridCol w:w="9029"/>
+      </w:tblGrid>
+      <w:tr>
+        <w:tc>
+          <w:tcPr>
+            <w:tcW w:type="dxa" w:w="9360"/>
+            <w:shd w:fill="EEF4FB"/>
+            <w:tcMar>
+              <w:top w:w="120" w:type="dxa"/>
+              <w:bottom w:w="120" w:type="dxa"/>
+              <w:left w:w="200" w:type="dxa"/>
+              <w:right w:w="150" w:type="dxa"/>
+            </w:tcMar>
+            <w:tcBorders>
+              <w:left w:val="single" w:sz="24" w:space="0" w:color="2E75B6"/>
+              <w:top w:val="none"/>
+              <w:bottom w:val="none"/>
+              <w:right w:val="none"/>
+            </w:tcBorders>
+          </w:tcPr>
+          <w:p>
+            <w:pPr>
+              <w:spacing w:before="40" w:after="40" w:line="276" w:lineRule="auto"/>
+            </w:pPr>
+            <w:r>
+              <w:rPr>
+                <w:rFonts w:ascii="Calibri" w:hAnsi="Calibri"/>
+                <w:i/>
+                <w:color w:val="1F3864"/>
+                <w:sz w:val="20"/>
+              </w:rPr>
+              <w:t>**Kepatuhan Adopsi BK Kompetensi Utama.** `BK-IS20`, `BK-IS21`, dan `BK-IT15` merupakan Bahan Kajian **kompetensi/penciri utama** yang wajib diadopsi menurut INSTRUKSI Panduan OBE APTIKOM SI v2.0 (`BK09 Ethics`, `BK10 Internship`) dan Panduan OBE Prodi TI 2023 (`BK08 Praktek Profesional Global`). Ketiganya membina ranah **Sikap (`S1`)** dan **Keterampilan Umum (`KU1`–`KU3`)** yang sebelumnya tidak memiliki Bahan Kajian pengampu eksplisit.</w:t>
+            </w:r>
+          </w:p>
+        </w:tc>
+      </w:tr>
+    </w:tbl>
+    <w:p>
+      <w:pPr>
+        <w:spacing w:after="80"/>
       </w:pPr>
     </w:p>
     <w:p>
